--- a/my resume/cover letter.docx
+++ b/my resume/cover letter.docx
@@ -7,8 +7,6 @@
         <w:pStyle w:val="NormalWeb"/>
         <w:jc w:val="right"/>
       </w:pPr>
-      <w:bookmarkStart w:id="0" w:name="_GoBack"/>
-      <w:bookmarkEnd w:id="0"/>
       <w:r>
         <w:rPr>
           <w:rStyle w:val="Strong"/>
@@ -52,15 +50,10 @@
         <w:pStyle w:val="NormalWeb"/>
       </w:pPr>
       <w:r>
-        <w:t xml:space="preserve">With over 10 years of extensive experience in full-stack development, including a proven track record with JavaScript, Node.js, and React.js, I am writing to express my strong interest in the Senior Full-Stack JS/Node Developer position advertised by </w:t>
-      </w:r>
-      <w:proofErr w:type="spellStart"/>
-      <w:r>
-        <w:t>SherlockTalent</w:t>
-      </w:r>
-      <w:proofErr w:type="spellEnd"/>
-      <w:r>
-        <w:t xml:space="preserve"> for your client.</w:t>
+        <w:t>With over 10 years of extensive experience in full-stack development, including a proven track record with JavaScript, Node.js, and React.js</w:t>
+      </w:r>
+      <w:r>
+        <w:t>.</w:t>
       </w:r>
     </w:p>
     <w:p>
@@ -100,7 +93,12 @@
         <w:pStyle w:val="NormalWeb"/>
       </w:pPr>
       <w:r>
-        <w:t>Thank you for considering my application. I am enthusiastic about the possibility of discussing how my expertise can benefit your client and am available for an interview at your earliest convenience.</w:t>
+        <w:t xml:space="preserve">Thank you for considering my application. </w:t>
+      </w:r>
+      <w:bookmarkStart w:id="0" w:name="_GoBack"/>
+      <w:bookmarkEnd w:id="0"/>
+      <w:r>
+        <w:t>I am enthusiastic about the possibility of discussing how my expertise can benefit your client and am available for an interview at your earliest convenience.</w:t>
       </w:r>
     </w:p>
     <w:p>
